--- a/B&W Kit/UNDERCITY_Binder_AGR_BW.docx
+++ b/B&W Kit/UNDERCITY_Binder_AGR_BW.docx
@@ -8993,9 +8993,9 @@
             <w:tcW w:type="dxa" w:w="3000"/>
             <w:shd w:fill="E6E6E6" w:color="auto" w:val="clear"/>
             <w:tcMar>
-              <w:top w:type="dxa" w:w="30"/>
+              <w:top w:type="dxa" w:w="20"/>
               <w:left w:type="dxa" w:w="110"/>
-              <w:bottom w:type="dxa" w:w="30"/>
+              <w:bottom w:type="dxa" w:w="20"/>
               <w:right w:type="dxa" w:w="90"/>
             </w:tcMar>
             <w:vAlign w:val="center"/>
@@ -9023,9 +9023,9 @@
             <w:gridSpan w:val="2"/>
             <w:shd w:fill="E6E6E6" w:color="auto" w:val="clear"/>
             <w:tcMar>
-              <w:top w:type="dxa" w:w="30"/>
+              <w:top w:type="dxa" w:w="20"/>
               <w:left w:type="dxa" w:w="110"/>
-              <w:bottom w:type="dxa" w:w="30"/>
+              <w:bottom w:type="dxa" w:w="20"/>
               <w:right w:type="dxa" w:w="90"/>
             </w:tcMar>
             <w:vAlign w:val="center"/>
@@ -9056,16 +9056,16 @@
           <w:tcPr>
             <w:tcW w:type="dxa" w:w="3000"/>
             <w:tcMar>
-              <w:top w:type="dxa" w:w="35"/>
+              <w:top w:type="dxa" w:w="25"/>
               <w:left w:type="dxa" w:w="110"/>
-              <w:bottom w:type="dxa" w:w="45"/>
-              <w:right w:type="dxa" w:w="90"/>
-            </w:tcMar>
-            <w:vAlign w:val="top"/>
-          </w:tcPr>
-          <w:p>
-            <w:pPr>
-              <w:spacing w:after="10"/>
+              <w:bottom w:type="dxa" w:w="30"/>
+              <w:right w:type="dxa" w:w="90"/>
+            </w:tcMar>
+            <w:vAlign w:val="top"/>
+          </w:tcPr>
+          <w:p>
+            <w:pPr>
+              <w:spacing w:after="0"/>
             </w:pPr>
             <w:r>
               <w:rPr>
@@ -9101,16 +9101,16 @@
           <w:tcPr>
             <w:tcW w:type="dxa" w:w="3000"/>
             <w:tcMar>
-              <w:top w:type="dxa" w:w="35"/>
+              <w:top w:type="dxa" w:w="25"/>
               <w:left w:type="dxa" w:w="110"/>
-              <w:bottom w:type="dxa" w:w="45"/>
-              <w:right w:type="dxa" w:w="90"/>
-            </w:tcMar>
-            <w:vAlign w:val="top"/>
-          </w:tcPr>
-          <w:p>
-            <w:pPr>
-              <w:spacing w:after="10"/>
+              <w:bottom w:type="dxa" w:w="30"/>
+              <w:right w:type="dxa" w:w="90"/>
+            </w:tcMar>
+            <w:vAlign w:val="top"/>
+          </w:tcPr>
+          <w:p>
+            <w:pPr>
+              <w:spacing w:after="0"/>
             </w:pPr>
             <w:r>
               <w:rPr>
@@ -9146,16 +9146,16 @@
           <w:tcPr>
             <w:tcW w:type="dxa" w:w="3000"/>
             <w:tcMar>
-              <w:top w:type="dxa" w:w="35"/>
+              <w:top w:type="dxa" w:w="25"/>
               <w:left w:type="dxa" w:w="110"/>
-              <w:bottom w:type="dxa" w:w="45"/>
-              <w:right w:type="dxa" w:w="90"/>
-            </w:tcMar>
-            <w:vAlign w:val="top"/>
-          </w:tcPr>
-          <w:p>
-            <w:pPr>
-              <w:spacing w:after="10"/>
+              <w:bottom w:type="dxa" w:w="30"/>
+              <w:right w:type="dxa" w:w="90"/>
+            </w:tcMar>
+            <w:vAlign w:val="top"/>
+          </w:tcPr>
+          <w:p>
+            <w:pPr>
+              <w:spacing w:after="0"/>
             </w:pPr>
             <w:r>
               <w:rPr>
@@ -9218,16 +9218,16 @@
           <w:tcPr>
             <w:tcW w:type="dxa" w:w="3000"/>
             <w:tcMar>
-              <w:top w:type="dxa" w:w="35"/>
+              <w:top w:type="dxa" w:w="25"/>
               <w:left w:type="dxa" w:w="110"/>
-              <w:bottom w:type="dxa" w:w="45"/>
-              <w:right w:type="dxa" w:w="90"/>
-            </w:tcMar>
-            <w:vAlign w:val="top"/>
-          </w:tcPr>
-          <w:p>
-            <w:pPr>
-              <w:spacing w:after="10"/>
+              <w:bottom w:type="dxa" w:w="30"/>
+              <w:right w:type="dxa" w:w="90"/>
+            </w:tcMar>
+            <w:vAlign w:val="top"/>
+          </w:tcPr>
+          <w:p>
+            <w:pPr>
+              <w:spacing w:after="0"/>
             </w:pPr>
             <w:r>
               <w:rPr>
@@ -9263,16 +9263,16 @@
           <w:tcPr>
             <w:tcW w:type="dxa" w:w="3000"/>
             <w:tcMar>
-              <w:top w:type="dxa" w:w="35"/>
+              <w:top w:type="dxa" w:w="25"/>
               <w:left w:type="dxa" w:w="110"/>
-              <w:bottom w:type="dxa" w:w="45"/>
-              <w:right w:type="dxa" w:w="90"/>
-            </w:tcMar>
-            <w:vAlign w:val="top"/>
-          </w:tcPr>
-          <w:p>
-            <w:pPr>
-              <w:spacing w:after="10"/>
+              <w:bottom w:type="dxa" w:w="30"/>
+              <w:right w:type="dxa" w:w="90"/>
+            </w:tcMar>
+            <w:vAlign w:val="top"/>
+          </w:tcPr>
+          <w:p>
+            <w:pPr>
+              <w:spacing w:after="0"/>
             </w:pPr>
             <w:r>
               <w:rPr>
@@ -9308,16 +9308,16 @@
           <w:tcPr>
             <w:tcW w:type="dxa" w:w="3000"/>
             <w:tcMar>
-              <w:top w:type="dxa" w:w="35"/>
+              <w:top w:type="dxa" w:w="25"/>
               <w:left w:type="dxa" w:w="110"/>
-              <w:bottom w:type="dxa" w:w="45"/>
-              <w:right w:type="dxa" w:w="90"/>
-            </w:tcMar>
-            <w:vAlign w:val="top"/>
-          </w:tcPr>
-          <w:p>
-            <w:pPr>
-              <w:spacing w:after="10"/>
+              <w:bottom w:type="dxa" w:w="30"/>
+              <w:right w:type="dxa" w:w="90"/>
+            </w:tcMar>
+            <w:vAlign w:val="top"/>
+          </w:tcPr>
+          <w:p>
+            <w:pPr>
+              <w:spacing w:after="0"/>
             </w:pPr>
             <w:r>
               <w:rPr>
@@ -9353,7 +9353,7 @@
     </w:tbl>
     <w:p>
       <w:pPr>
-        <w:spacing w:after="40"/>
+        <w:spacing w:after="24"/>
       </w:pPr>
     </w:p>
     <w:tbl>
@@ -9382,9 +9382,9 @@
             <w:tcW w:type="dxa" w:w="3000"/>
             <w:shd w:fill="E6E6E6" w:color="auto" w:val="clear"/>
             <w:tcMar>
-              <w:top w:type="dxa" w:w="30"/>
+              <w:top w:type="dxa" w:w="20"/>
               <w:left w:type="dxa" w:w="110"/>
-              <w:bottom w:type="dxa" w:w="30"/>
+              <w:bottom w:type="dxa" w:w="20"/>
               <w:right w:type="dxa" w:w="90"/>
             </w:tcMar>
             <w:vAlign w:val="center"/>
@@ -9412,9 +9412,9 @@
             <w:gridSpan w:val="2"/>
             <w:shd w:fill="E6E6E6" w:color="auto" w:val="clear"/>
             <w:tcMar>
-              <w:top w:type="dxa" w:w="30"/>
+              <w:top w:type="dxa" w:w="20"/>
               <w:left w:type="dxa" w:w="110"/>
-              <w:bottom w:type="dxa" w:w="30"/>
+              <w:bottom w:type="dxa" w:w="20"/>
               <w:right w:type="dxa" w:w="90"/>
             </w:tcMar>
             <w:vAlign w:val="center"/>
@@ -9445,16 +9445,16 @@
           <w:tcPr>
             <w:tcW w:type="dxa" w:w="3000"/>
             <w:tcMar>
-              <w:top w:type="dxa" w:w="35"/>
+              <w:top w:type="dxa" w:w="25"/>
               <w:left w:type="dxa" w:w="110"/>
-              <w:bottom w:type="dxa" w:w="45"/>
-              <w:right w:type="dxa" w:w="90"/>
-            </w:tcMar>
-            <w:vAlign w:val="top"/>
-          </w:tcPr>
-          <w:p>
-            <w:pPr>
-              <w:spacing w:after="10"/>
+              <w:bottom w:type="dxa" w:w="30"/>
+              <w:right w:type="dxa" w:w="90"/>
+            </w:tcMar>
+            <w:vAlign w:val="top"/>
+          </w:tcPr>
+          <w:p>
+            <w:pPr>
+              <w:spacing w:after="0"/>
             </w:pPr>
             <w:r>
               <w:rPr>
@@ -9490,16 +9490,16 @@
           <w:tcPr>
             <w:tcW w:type="dxa" w:w="3000"/>
             <w:tcMar>
-              <w:top w:type="dxa" w:w="35"/>
+              <w:top w:type="dxa" w:w="25"/>
               <w:left w:type="dxa" w:w="110"/>
-              <w:bottom w:type="dxa" w:w="45"/>
-              <w:right w:type="dxa" w:w="90"/>
-            </w:tcMar>
-            <w:vAlign w:val="top"/>
-          </w:tcPr>
-          <w:p>
-            <w:pPr>
-              <w:spacing w:after="10"/>
+              <w:bottom w:type="dxa" w:w="30"/>
+              <w:right w:type="dxa" w:w="90"/>
+            </w:tcMar>
+            <w:vAlign w:val="top"/>
+          </w:tcPr>
+          <w:p>
+            <w:pPr>
+              <w:spacing w:after="0"/>
             </w:pPr>
             <w:r>
               <w:rPr>
@@ -9535,16 +9535,16 @@
           <w:tcPr>
             <w:tcW w:type="dxa" w:w="3000"/>
             <w:tcMar>
-              <w:top w:type="dxa" w:w="35"/>
+              <w:top w:type="dxa" w:w="25"/>
               <w:left w:type="dxa" w:w="110"/>
-              <w:bottom w:type="dxa" w:w="45"/>
-              <w:right w:type="dxa" w:w="90"/>
-            </w:tcMar>
-            <w:vAlign w:val="top"/>
-          </w:tcPr>
-          <w:p>
-            <w:pPr>
-              <w:spacing w:after="10"/>
+              <w:bottom w:type="dxa" w:w="30"/>
+              <w:right w:type="dxa" w:w="90"/>
+            </w:tcMar>
+            <w:vAlign w:val="top"/>
+          </w:tcPr>
+          <w:p>
+            <w:pPr>
+              <w:spacing w:after="0"/>
             </w:pPr>
             <w:r>
               <w:rPr>
@@ -9607,16 +9607,16 @@
           <w:tcPr>
             <w:tcW w:type="dxa" w:w="3000"/>
             <w:tcMar>
-              <w:top w:type="dxa" w:w="35"/>
+              <w:top w:type="dxa" w:w="25"/>
               <w:left w:type="dxa" w:w="110"/>
-              <w:bottom w:type="dxa" w:w="45"/>
-              <w:right w:type="dxa" w:w="90"/>
-            </w:tcMar>
-            <w:vAlign w:val="top"/>
-          </w:tcPr>
-          <w:p>
-            <w:pPr>
-              <w:spacing w:after="10"/>
+              <w:bottom w:type="dxa" w:w="30"/>
+              <w:right w:type="dxa" w:w="90"/>
+            </w:tcMar>
+            <w:vAlign w:val="top"/>
+          </w:tcPr>
+          <w:p>
+            <w:pPr>
+              <w:spacing w:after="0"/>
             </w:pPr>
             <w:r>
               <w:rPr>
@@ -9652,16 +9652,16 @@
           <w:tcPr>
             <w:tcW w:type="dxa" w:w="3000"/>
             <w:tcMar>
-              <w:top w:type="dxa" w:w="35"/>
+              <w:top w:type="dxa" w:w="25"/>
               <w:left w:type="dxa" w:w="110"/>
-              <w:bottom w:type="dxa" w:w="45"/>
-              <w:right w:type="dxa" w:w="90"/>
-            </w:tcMar>
-            <w:vAlign w:val="top"/>
-          </w:tcPr>
-          <w:p>
-            <w:pPr>
-              <w:spacing w:after="10"/>
+              <w:bottom w:type="dxa" w:w="30"/>
+              <w:right w:type="dxa" w:w="90"/>
+            </w:tcMar>
+            <w:vAlign w:val="top"/>
+          </w:tcPr>
+          <w:p>
+            <w:pPr>
+              <w:spacing w:after="0"/>
             </w:pPr>
             <w:r>
               <w:rPr>
@@ -9697,16 +9697,16 @@
           <w:tcPr>
             <w:tcW w:type="dxa" w:w="3000"/>
             <w:tcMar>
-              <w:top w:type="dxa" w:w="35"/>
+              <w:top w:type="dxa" w:w="25"/>
               <w:left w:type="dxa" w:w="110"/>
-              <w:bottom w:type="dxa" w:w="45"/>
-              <w:right w:type="dxa" w:w="90"/>
-            </w:tcMar>
-            <w:vAlign w:val="top"/>
-          </w:tcPr>
-          <w:p>
-            <w:pPr>
-              <w:spacing w:after="10"/>
+              <w:bottom w:type="dxa" w:w="30"/>
+              <w:right w:type="dxa" w:w="90"/>
+            </w:tcMar>
+            <w:vAlign w:val="top"/>
+          </w:tcPr>
+          <w:p>
+            <w:pPr>
+              <w:spacing w:after="0"/>
             </w:pPr>
             <w:r>
               <w:rPr>
@@ -9742,7 +9742,7 @@
     </w:tbl>
     <w:p>
       <w:pPr>
-        <w:spacing w:after="40"/>
+        <w:spacing w:after="24"/>
       </w:pPr>
     </w:p>
     <w:tbl>
@@ -9771,9 +9771,9 @@
             <w:tcW w:type="dxa" w:w="3000"/>
             <w:shd w:fill="E6E6E6" w:color="auto" w:val="clear"/>
             <w:tcMar>
-              <w:top w:type="dxa" w:w="30"/>
+              <w:top w:type="dxa" w:w="20"/>
               <w:left w:type="dxa" w:w="110"/>
-              <w:bottom w:type="dxa" w:w="30"/>
+              <w:bottom w:type="dxa" w:w="20"/>
               <w:right w:type="dxa" w:w="90"/>
             </w:tcMar>
             <w:vAlign w:val="center"/>
@@ -9801,9 +9801,9 @@
             <w:gridSpan w:val="2"/>
             <w:shd w:fill="E6E6E6" w:color="auto" w:val="clear"/>
             <w:tcMar>
-              <w:top w:type="dxa" w:w="30"/>
+              <w:top w:type="dxa" w:w="20"/>
               <w:left w:type="dxa" w:w="110"/>
-              <w:bottom w:type="dxa" w:w="30"/>
+              <w:bottom w:type="dxa" w:w="20"/>
               <w:right w:type="dxa" w:w="90"/>
             </w:tcMar>
             <w:vAlign w:val="center"/>
@@ -9834,16 +9834,16 @@
           <w:tcPr>
             <w:tcW w:type="dxa" w:w="3000"/>
             <w:tcMar>
-              <w:top w:type="dxa" w:w="35"/>
+              <w:top w:type="dxa" w:w="25"/>
               <w:left w:type="dxa" w:w="110"/>
-              <w:bottom w:type="dxa" w:w="45"/>
-              <w:right w:type="dxa" w:w="90"/>
-            </w:tcMar>
-            <w:vAlign w:val="top"/>
-          </w:tcPr>
-          <w:p>
-            <w:pPr>
-              <w:spacing w:after="10"/>
+              <w:bottom w:type="dxa" w:w="30"/>
+              <w:right w:type="dxa" w:w="90"/>
+            </w:tcMar>
+            <w:vAlign w:val="top"/>
+          </w:tcPr>
+          <w:p>
+            <w:pPr>
+              <w:spacing w:after="0"/>
             </w:pPr>
             <w:r>
               <w:rPr>
@@ -9879,16 +9879,16 @@
           <w:tcPr>
             <w:tcW w:type="dxa" w:w="3000"/>
             <w:tcMar>
-              <w:top w:type="dxa" w:w="35"/>
+              <w:top w:type="dxa" w:w="25"/>
               <w:left w:type="dxa" w:w="110"/>
-              <w:bottom w:type="dxa" w:w="45"/>
-              <w:right w:type="dxa" w:w="90"/>
-            </w:tcMar>
-            <w:vAlign w:val="top"/>
-          </w:tcPr>
-          <w:p>
-            <w:pPr>
-              <w:spacing w:after="10"/>
+              <w:bottom w:type="dxa" w:w="30"/>
+              <w:right w:type="dxa" w:w="90"/>
+            </w:tcMar>
+            <w:vAlign w:val="top"/>
+          </w:tcPr>
+          <w:p>
+            <w:pPr>
+              <w:spacing w:after="0"/>
             </w:pPr>
             <w:r>
               <w:rPr>
@@ -9924,16 +9924,16 @@
           <w:tcPr>
             <w:tcW w:type="dxa" w:w="3000"/>
             <w:tcMar>
-              <w:top w:type="dxa" w:w="35"/>
+              <w:top w:type="dxa" w:w="25"/>
               <w:left w:type="dxa" w:w="110"/>
-              <w:bottom w:type="dxa" w:w="45"/>
-              <w:right w:type="dxa" w:w="90"/>
-            </w:tcMar>
-            <w:vAlign w:val="top"/>
-          </w:tcPr>
-          <w:p>
-            <w:pPr>
-              <w:spacing w:after="10"/>
+              <w:bottom w:type="dxa" w:w="30"/>
+              <w:right w:type="dxa" w:w="90"/>
+            </w:tcMar>
+            <w:vAlign w:val="top"/>
+          </w:tcPr>
+          <w:p>
+            <w:pPr>
+              <w:spacing w:after="0"/>
             </w:pPr>
             <w:r>
               <w:rPr>
@@ -10018,16 +10018,16 @@
           <w:tcPr>
             <w:tcW w:type="dxa" w:w="3000"/>
             <w:tcMar>
-              <w:top w:type="dxa" w:w="35"/>
+              <w:top w:type="dxa" w:w="25"/>
               <w:left w:type="dxa" w:w="110"/>
-              <w:bottom w:type="dxa" w:w="45"/>
-              <w:right w:type="dxa" w:w="90"/>
-            </w:tcMar>
-            <w:vAlign w:val="top"/>
-          </w:tcPr>
-          <w:p>
-            <w:pPr>
-              <w:spacing w:after="10"/>
+              <w:bottom w:type="dxa" w:w="30"/>
+              <w:right w:type="dxa" w:w="90"/>
+            </w:tcMar>
+            <w:vAlign w:val="top"/>
+          </w:tcPr>
+          <w:p>
+            <w:pPr>
+              <w:spacing w:after="0"/>
             </w:pPr>
             <w:r>
               <w:rPr>
@@ -10063,16 +10063,16 @@
           <w:tcPr>
             <w:tcW w:type="dxa" w:w="3000"/>
             <w:tcMar>
-              <w:top w:type="dxa" w:w="35"/>
+              <w:top w:type="dxa" w:w="25"/>
               <w:left w:type="dxa" w:w="110"/>
-              <w:bottom w:type="dxa" w:w="45"/>
-              <w:right w:type="dxa" w:w="90"/>
-            </w:tcMar>
-            <w:vAlign w:val="top"/>
-          </w:tcPr>
-          <w:p>
-            <w:pPr>
-              <w:spacing w:after="10"/>
+              <w:bottom w:type="dxa" w:w="30"/>
+              <w:right w:type="dxa" w:w="90"/>
+            </w:tcMar>
+            <w:vAlign w:val="top"/>
+          </w:tcPr>
+          <w:p>
+            <w:pPr>
+              <w:spacing w:after="0"/>
             </w:pPr>
             <w:r>
               <w:rPr>
@@ -10108,16 +10108,16 @@
           <w:tcPr>
             <w:tcW w:type="dxa" w:w="3000"/>
             <w:tcMar>
-              <w:top w:type="dxa" w:w="35"/>
+              <w:top w:type="dxa" w:w="25"/>
               <w:left w:type="dxa" w:w="110"/>
-              <w:bottom w:type="dxa" w:w="45"/>
-              <w:right w:type="dxa" w:w="90"/>
-            </w:tcMar>
-            <w:vAlign w:val="top"/>
-          </w:tcPr>
-          <w:p>
-            <w:pPr>
-              <w:spacing w:after="10"/>
+              <w:bottom w:type="dxa" w:w="30"/>
+              <w:right w:type="dxa" w:w="90"/>
+            </w:tcMar>
+            <w:vAlign w:val="top"/>
+          </w:tcPr>
+          <w:p>
+            <w:pPr>
+              <w:spacing w:after="0"/>
             </w:pPr>
             <w:r>
               <w:rPr>
@@ -10153,7 +10153,7 @@
     </w:tbl>
     <w:p>
       <w:pPr>
-        <w:spacing w:after="40"/>
+        <w:spacing w:after="24"/>
       </w:pPr>
     </w:p>
     <w:tbl>
@@ -10182,9 +10182,9 @@
             <w:tcW w:type="dxa" w:w="3000"/>
             <w:shd w:fill="E6E6E6" w:color="auto" w:val="clear"/>
             <w:tcMar>
-              <w:top w:type="dxa" w:w="30"/>
+              <w:top w:type="dxa" w:w="20"/>
               <w:left w:type="dxa" w:w="110"/>
-              <w:bottom w:type="dxa" w:w="30"/>
+              <w:bottom w:type="dxa" w:w="20"/>
               <w:right w:type="dxa" w:w="90"/>
             </w:tcMar>
             <w:vAlign w:val="center"/>
@@ -10212,9 +10212,9 @@
             <w:gridSpan w:val="2"/>
             <w:shd w:fill="E6E6E6" w:color="auto" w:val="clear"/>
             <w:tcMar>
-              <w:top w:type="dxa" w:w="30"/>
+              <w:top w:type="dxa" w:w="20"/>
               <w:left w:type="dxa" w:w="110"/>
-              <w:bottom w:type="dxa" w:w="30"/>
+              <w:bottom w:type="dxa" w:w="20"/>
               <w:right w:type="dxa" w:w="90"/>
             </w:tcMar>
             <w:vAlign w:val="center"/>
@@ -10245,16 +10245,16 @@
           <w:tcPr>
             <w:tcW w:type="dxa" w:w="3000"/>
             <w:tcMar>
-              <w:top w:type="dxa" w:w="35"/>
+              <w:top w:type="dxa" w:w="25"/>
               <w:left w:type="dxa" w:w="110"/>
-              <w:bottom w:type="dxa" w:w="45"/>
-              <w:right w:type="dxa" w:w="90"/>
-            </w:tcMar>
-            <w:vAlign w:val="top"/>
-          </w:tcPr>
-          <w:p>
-            <w:pPr>
-              <w:spacing w:after="10"/>
+              <w:bottom w:type="dxa" w:w="30"/>
+              <w:right w:type="dxa" w:w="90"/>
+            </w:tcMar>
+            <w:vAlign w:val="top"/>
+          </w:tcPr>
+          <w:p>
+            <w:pPr>
+              <w:spacing w:after="0"/>
             </w:pPr>
             <w:r>
               <w:rPr>
@@ -10290,16 +10290,16 @@
           <w:tcPr>
             <w:tcW w:type="dxa" w:w="3000"/>
             <w:tcMar>
-              <w:top w:type="dxa" w:w="35"/>
+              <w:top w:type="dxa" w:w="25"/>
               <w:left w:type="dxa" w:w="110"/>
-              <w:bottom w:type="dxa" w:w="45"/>
-              <w:right w:type="dxa" w:w="90"/>
-            </w:tcMar>
-            <w:vAlign w:val="top"/>
-          </w:tcPr>
-          <w:p>
-            <w:pPr>
-              <w:spacing w:after="10"/>
+              <w:bottom w:type="dxa" w:w="30"/>
+              <w:right w:type="dxa" w:w="90"/>
+            </w:tcMar>
+            <w:vAlign w:val="top"/>
+          </w:tcPr>
+          <w:p>
+            <w:pPr>
+              <w:spacing w:after="0"/>
             </w:pPr>
             <w:r>
               <w:rPr>
@@ -10335,16 +10335,16 @@
           <w:tcPr>
             <w:tcW w:type="dxa" w:w="3000"/>
             <w:tcMar>
-              <w:top w:type="dxa" w:w="35"/>
+              <w:top w:type="dxa" w:w="25"/>
               <w:left w:type="dxa" w:w="110"/>
-              <w:bottom w:type="dxa" w:w="45"/>
-              <w:right w:type="dxa" w:w="90"/>
-            </w:tcMar>
-            <w:vAlign w:val="top"/>
-          </w:tcPr>
-          <w:p>
-            <w:pPr>
-              <w:spacing w:after="10"/>
+              <w:bottom w:type="dxa" w:w="30"/>
+              <w:right w:type="dxa" w:w="90"/>
+            </w:tcMar>
+            <w:vAlign w:val="top"/>
+          </w:tcPr>
+          <w:p>
+            <w:pPr>
+              <w:spacing w:after="0"/>
             </w:pPr>
             <w:r>
               <w:rPr>
@@ -10429,16 +10429,16 @@
           <w:tcPr>
             <w:tcW w:type="dxa" w:w="3000"/>
             <w:tcMar>
-              <w:top w:type="dxa" w:w="35"/>
+              <w:top w:type="dxa" w:w="25"/>
               <w:left w:type="dxa" w:w="110"/>
-              <w:bottom w:type="dxa" w:w="45"/>
-              <w:right w:type="dxa" w:w="90"/>
-            </w:tcMar>
-            <w:vAlign w:val="top"/>
-          </w:tcPr>
-          <w:p>
-            <w:pPr>
-              <w:spacing w:after="10"/>
+              <w:bottom w:type="dxa" w:w="30"/>
+              <w:right w:type="dxa" w:w="90"/>
+            </w:tcMar>
+            <w:vAlign w:val="top"/>
+          </w:tcPr>
+          <w:p>
+            <w:pPr>
+              <w:spacing w:after="0"/>
             </w:pPr>
             <w:r>
               <w:rPr>
@@ -10474,16 +10474,16 @@
           <w:tcPr>
             <w:tcW w:type="dxa" w:w="3000"/>
             <w:tcMar>
-              <w:top w:type="dxa" w:w="35"/>
+              <w:top w:type="dxa" w:w="25"/>
               <w:left w:type="dxa" w:w="110"/>
-              <w:bottom w:type="dxa" w:w="45"/>
-              <w:right w:type="dxa" w:w="90"/>
-            </w:tcMar>
-            <w:vAlign w:val="top"/>
-          </w:tcPr>
-          <w:p>
-            <w:pPr>
-              <w:spacing w:after="10"/>
+              <w:bottom w:type="dxa" w:w="30"/>
+              <w:right w:type="dxa" w:w="90"/>
+            </w:tcMar>
+            <w:vAlign w:val="top"/>
+          </w:tcPr>
+          <w:p>
+            <w:pPr>
+              <w:spacing w:after="0"/>
             </w:pPr>
             <w:r>
               <w:rPr>
@@ -10519,16 +10519,16 @@
           <w:tcPr>
             <w:tcW w:type="dxa" w:w="3000"/>
             <w:tcMar>
-              <w:top w:type="dxa" w:w="35"/>
+              <w:top w:type="dxa" w:w="25"/>
               <w:left w:type="dxa" w:w="110"/>
-              <w:bottom w:type="dxa" w:w="45"/>
-              <w:right w:type="dxa" w:w="90"/>
-            </w:tcMar>
-            <w:vAlign w:val="top"/>
-          </w:tcPr>
-          <w:p>
-            <w:pPr>
-              <w:spacing w:after="10"/>
+              <w:bottom w:type="dxa" w:w="30"/>
+              <w:right w:type="dxa" w:w="90"/>
+            </w:tcMar>
+            <w:vAlign w:val="top"/>
+          </w:tcPr>
+          <w:p>
+            <w:pPr>
+              <w:spacing w:after="0"/>
             </w:pPr>
             <w:r>
               <w:rPr>
@@ -10564,7 +10564,7 @@
     </w:tbl>
     <w:p>
       <w:pPr>
-        <w:spacing w:after="40"/>
+        <w:spacing w:after="24"/>
       </w:pPr>
     </w:p>
     <w:tbl>
@@ -10593,9 +10593,9 @@
             <w:tcW w:type="dxa" w:w="3000"/>
             <w:shd w:fill="E6E6E6" w:color="auto" w:val="clear"/>
             <w:tcMar>
-              <w:top w:type="dxa" w:w="30"/>
+              <w:top w:type="dxa" w:w="20"/>
               <w:left w:type="dxa" w:w="110"/>
-              <w:bottom w:type="dxa" w:w="30"/>
+              <w:bottom w:type="dxa" w:w="20"/>
               <w:right w:type="dxa" w:w="90"/>
             </w:tcMar>
             <w:vAlign w:val="center"/>
@@ -10623,9 +10623,9 @@
             <w:gridSpan w:val="2"/>
             <w:shd w:fill="E6E6E6" w:color="auto" w:val="clear"/>
             <w:tcMar>
-              <w:top w:type="dxa" w:w="30"/>
+              <w:top w:type="dxa" w:w="20"/>
               <w:left w:type="dxa" w:w="110"/>
-              <w:bottom w:type="dxa" w:w="30"/>
+              <w:bottom w:type="dxa" w:w="20"/>
               <w:right w:type="dxa" w:w="90"/>
             </w:tcMar>
             <w:vAlign w:val="center"/>
@@ -10656,16 +10656,16 @@
           <w:tcPr>
             <w:tcW w:type="dxa" w:w="3000"/>
             <w:tcMar>
-              <w:top w:type="dxa" w:w="35"/>
+              <w:top w:type="dxa" w:w="25"/>
               <w:left w:type="dxa" w:w="110"/>
-              <w:bottom w:type="dxa" w:w="45"/>
-              <w:right w:type="dxa" w:w="90"/>
-            </w:tcMar>
-            <w:vAlign w:val="top"/>
-          </w:tcPr>
-          <w:p>
-            <w:pPr>
-              <w:spacing w:after="10"/>
+              <w:bottom w:type="dxa" w:w="30"/>
+              <w:right w:type="dxa" w:w="90"/>
+            </w:tcMar>
+            <w:vAlign w:val="top"/>
+          </w:tcPr>
+          <w:p>
+            <w:pPr>
+              <w:spacing w:after="0"/>
             </w:pPr>
             <w:r>
               <w:rPr>
@@ -10701,16 +10701,16 @@
           <w:tcPr>
             <w:tcW w:type="dxa" w:w="3000"/>
             <w:tcMar>
-              <w:top w:type="dxa" w:w="35"/>
+              <w:top w:type="dxa" w:w="25"/>
               <w:left w:type="dxa" w:w="110"/>
-              <w:bottom w:type="dxa" w:w="45"/>
-              <w:right w:type="dxa" w:w="90"/>
-            </w:tcMar>
-            <w:vAlign w:val="top"/>
-          </w:tcPr>
-          <w:p>
-            <w:pPr>
-              <w:spacing w:after="10"/>
+              <w:bottom w:type="dxa" w:w="30"/>
+              <w:right w:type="dxa" w:w="90"/>
+            </w:tcMar>
+            <w:vAlign w:val="top"/>
+          </w:tcPr>
+          <w:p>
+            <w:pPr>
+              <w:spacing w:after="0"/>
             </w:pPr>
             <w:r>
               <w:rPr>
@@ -10746,16 +10746,16 @@
           <w:tcPr>
             <w:tcW w:type="dxa" w:w="3000"/>
             <w:tcMar>
-              <w:top w:type="dxa" w:w="35"/>
+              <w:top w:type="dxa" w:w="25"/>
               <w:left w:type="dxa" w:w="110"/>
-              <w:bottom w:type="dxa" w:w="45"/>
-              <w:right w:type="dxa" w:w="90"/>
-            </w:tcMar>
-            <w:vAlign w:val="top"/>
-          </w:tcPr>
-          <w:p>
-            <w:pPr>
-              <w:spacing w:after="10"/>
+              <w:bottom w:type="dxa" w:w="30"/>
+              <w:right w:type="dxa" w:w="90"/>
+            </w:tcMar>
+            <w:vAlign w:val="top"/>
+          </w:tcPr>
+          <w:p>
+            <w:pPr>
+              <w:spacing w:after="0"/>
             </w:pPr>
             <w:r>
               <w:rPr>
@@ -10840,16 +10840,16 @@
           <w:tcPr>
             <w:tcW w:type="dxa" w:w="3000"/>
             <w:tcMar>
-              <w:top w:type="dxa" w:w="35"/>
+              <w:top w:type="dxa" w:w="25"/>
               <w:left w:type="dxa" w:w="110"/>
-              <w:bottom w:type="dxa" w:w="45"/>
-              <w:right w:type="dxa" w:w="90"/>
-            </w:tcMar>
-            <w:vAlign w:val="top"/>
-          </w:tcPr>
-          <w:p>
-            <w:pPr>
-              <w:spacing w:after="10"/>
+              <w:bottom w:type="dxa" w:w="30"/>
+              <w:right w:type="dxa" w:w="90"/>
+            </w:tcMar>
+            <w:vAlign w:val="top"/>
+          </w:tcPr>
+          <w:p>
+            <w:pPr>
+              <w:spacing w:after="0"/>
             </w:pPr>
             <w:r>
               <w:rPr>
@@ -10885,16 +10885,16 @@
           <w:tcPr>
             <w:tcW w:type="dxa" w:w="3000"/>
             <w:tcMar>
-              <w:top w:type="dxa" w:w="35"/>
+              <w:top w:type="dxa" w:w="25"/>
               <w:left w:type="dxa" w:w="110"/>
-              <w:bottom w:type="dxa" w:w="45"/>
-              <w:right w:type="dxa" w:w="90"/>
-            </w:tcMar>
-            <w:vAlign w:val="top"/>
-          </w:tcPr>
-          <w:p>
-            <w:pPr>
-              <w:spacing w:after="10"/>
+              <w:bottom w:type="dxa" w:w="30"/>
+              <w:right w:type="dxa" w:w="90"/>
+            </w:tcMar>
+            <w:vAlign w:val="top"/>
+          </w:tcPr>
+          <w:p>
+            <w:pPr>
+              <w:spacing w:after="0"/>
             </w:pPr>
             <w:r>
               <w:rPr>
@@ -10930,16 +10930,16 @@
           <w:tcPr>
             <w:tcW w:type="dxa" w:w="3000"/>
             <w:tcMar>
-              <w:top w:type="dxa" w:w="35"/>
+              <w:top w:type="dxa" w:w="25"/>
               <w:left w:type="dxa" w:w="110"/>
-              <w:bottom w:type="dxa" w:w="45"/>
-              <w:right w:type="dxa" w:w="90"/>
-            </w:tcMar>
-            <w:vAlign w:val="top"/>
-          </w:tcPr>
-          <w:p>
-            <w:pPr>
-              <w:spacing w:after="10"/>
+              <w:bottom w:type="dxa" w:w="30"/>
+              <w:right w:type="dxa" w:w="90"/>
+            </w:tcMar>
+            <w:vAlign w:val="top"/>
+          </w:tcPr>
+          <w:p>
+            <w:pPr>
+              <w:spacing w:after="0"/>
             </w:pPr>
             <w:r>
               <w:rPr>
@@ -11098,7 +11098,7 @@
           <w:sz w:val="18"/>
           <w:szCs w:val="18"/>
         </w:rPr>
-        <w:t xml:space="preserve">Later faults: two values, other sectors, a REFERENCE that points on, or TIME-CRITICAL. "ASK MED → …": the Liaison asks Medical for that reference; the answer is a number or a sector's name to follow.</w:t>
+        <w:t xml:space="preserve">Later faults: two or three values, other sectors, a REFERENCE that points on, or TIME-CRITICAL. "ASK MED → …": the Liaison asks Medical for that reference; the answer is a number or a sector's name to follow.</w:t>
       </w:r>
     </w:p>
     <w:tbl>
@@ -11127,9 +11127,9 @@
             <w:tcW w:type="dxa" w:w="3000"/>
             <w:shd w:fill="E6E6E6" w:color="auto" w:val="clear"/>
             <w:tcMar>
-              <w:top w:type="dxa" w:w="30"/>
+              <w:top w:type="dxa" w:w="20"/>
               <w:left w:type="dxa" w:w="110"/>
-              <w:bottom w:type="dxa" w:w="30"/>
+              <w:bottom w:type="dxa" w:w="20"/>
               <w:right w:type="dxa" w:w="90"/>
             </w:tcMar>
             <w:vAlign w:val="center"/>
@@ -11157,9 +11157,9 @@
             <w:gridSpan w:val="2"/>
             <w:shd w:fill="E6E6E6" w:color="auto" w:val="clear"/>
             <w:tcMar>
-              <w:top w:type="dxa" w:w="30"/>
+              <w:top w:type="dxa" w:w="20"/>
               <w:left w:type="dxa" w:w="110"/>
-              <w:bottom w:type="dxa" w:w="30"/>
+              <w:bottom w:type="dxa" w:w="20"/>
               <w:right w:type="dxa" w:w="90"/>
             </w:tcMar>
             <w:vAlign w:val="center"/>
@@ -11190,16 +11190,16 @@
           <w:tcPr>
             <w:tcW w:type="dxa" w:w="3000"/>
             <w:tcMar>
-              <w:top w:type="dxa" w:w="35"/>
+              <w:top w:type="dxa" w:w="25"/>
               <w:left w:type="dxa" w:w="110"/>
-              <w:bottom w:type="dxa" w:w="45"/>
-              <w:right w:type="dxa" w:w="90"/>
-            </w:tcMar>
-            <w:vAlign w:val="top"/>
-          </w:tcPr>
-          <w:p>
-            <w:pPr>
-              <w:spacing w:after="10"/>
+              <w:bottom w:type="dxa" w:w="30"/>
+              <w:right w:type="dxa" w:w="90"/>
+            </w:tcMar>
+            <w:vAlign w:val="top"/>
+          </w:tcPr>
+          <w:p>
+            <w:pPr>
+              <w:spacing w:after="0"/>
             </w:pPr>
             <w:r>
               <w:rPr>
@@ -11235,16 +11235,16 @@
           <w:tcPr>
             <w:tcW w:type="dxa" w:w="3000"/>
             <w:tcMar>
-              <w:top w:type="dxa" w:w="35"/>
+              <w:top w:type="dxa" w:w="25"/>
               <w:left w:type="dxa" w:w="110"/>
-              <w:bottom w:type="dxa" w:w="45"/>
-              <w:right w:type="dxa" w:w="90"/>
-            </w:tcMar>
-            <w:vAlign w:val="top"/>
-          </w:tcPr>
-          <w:p>
-            <w:pPr>
-              <w:spacing w:after="10"/>
+              <w:bottom w:type="dxa" w:w="30"/>
+              <w:right w:type="dxa" w:w="90"/>
+            </w:tcMar>
+            <w:vAlign w:val="top"/>
+          </w:tcPr>
+          <w:p>
+            <w:pPr>
+              <w:spacing w:after="0"/>
             </w:pPr>
             <w:r>
               <w:rPr>
@@ -11280,16 +11280,16 @@
           <w:tcPr>
             <w:tcW w:type="dxa" w:w="3000"/>
             <w:tcMar>
-              <w:top w:type="dxa" w:w="35"/>
+              <w:top w:type="dxa" w:w="25"/>
               <w:left w:type="dxa" w:w="110"/>
-              <w:bottom w:type="dxa" w:w="45"/>
-              <w:right w:type="dxa" w:w="90"/>
-            </w:tcMar>
-            <w:vAlign w:val="top"/>
-          </w:tcPr>
-          <w:p>
-            <w:pPr>
-              <w:spacing w:after="10"/>
+              <w:bottom w:type="dxa" w:w="30"/>
+              <w:right w:type="dxa" w:w="90"/>
+            </w:tcMar>
+            <w:vAlign w:val="top"/>
+          </w:tcPr>
+          <w:p>
+            <w:pPr>
+              <w:spacing w:after="0"/>
             </w:pPr>
             <w:r>
               <w:rPr>
@@ -11374,16 +11374,16 @@
           <w:tcPr>
             <w:tcW w:type="dxa" w:w="3000"/>
             <w:tcMar>
-              <w:top w:type="dxa" w:w="35"/>
+              <w:top w:type="dxa" w:w="25"/>
               <w:left w:type="dxa" w:w="110"/>
-              <w:bottom w:type="dxa" w:w="45"/>
-              <w:right w:type="dxa" w:w="90"/>
-            </w:tcMar>
-            <w:vAlign w:val="top"/>
-          </w:tcPr>
-          <w:p>
-            <w:pPr>
-              <w:spacing w:after="10"/>
+              <w:bottom w:type="dxa" w:w="30"/>
+              <w:right w:type="dxa" w:w="90"/>
+            </w:tcMar>
+            <w:vAlign w:val="top"/>
+          </w:tcPr>
+          <w:p>
+            <w:pPr>
+              <w:spacing w:after="0"/>
             </w:pPr>
             <w:r>
               <w:rPr>
@@ -11419,16 +11419,16 @@
           <w:tcPr>
             <w:tcW w:type="dxa" w:w="3000"/>
             <w:tcMar>
-              <w:top w:type="dxa" w:w="35"/>
+              <w:top w:type="dxa" w:w="25"/>
               <w:left w:type="dxa" w:w="110"/>
-              <w:bottom w:type="dxa" w:w="45"/>
-              <w:right w:type="dxa" w:w="90"/>
-            </w:tcMar>
-            <w:vAlign w:val="top"/>
-          </w:tcPr>
-          <w:p>
-            <w:pPr>
-              <w:spacing w:after="10"/>
+              <w:bottom w:type="dxa" w:w="30"/>
+              <w:right w:type="dxa" w:w="90"/>
+            </w:tcMar>
+            <w:vAlign w:val="top"/>
+          </w:tcPr>
+          <w:p>
+            <w:pPr>
+              <w:spacing w:after="0"/>
             </w:pPr>
             <w:r>
               <w:rPr>
@@ -11464,16 +11464,16 @@
           <w:tcPr>
             <w:tcW w:type="dxa" w:w="3000"/>
             <w:tcMar>
-              <w:top w:type="dxa" w:w="35"/>
+              <w:top w:type="dxa" w:w="25"/>
               <w:left w:type="dxa" w:w="110"/>
-              <w:bottom w:type="dxa" w:w="45"/>
-              <w:right w:type="dxa" w:w="90"/>
-            </w:tcMar>
-            <w:vAlign w:val="top"/>
-          </w:tcPr>
-          <w:p>
-            <w:pPr>
-              <w:spacing w:after="10"/>
+              <w:bottom w:type="dxa" w:w="30"/>
+              <w:right w:type="dxa" w:w="90"/>
+            </w:tcMar>
+            <w:vAlign w:val="top"/>
+          </w:tcPr>
+          <w:p>
+            <w:pPr>
+              <w:spacing w:after="0"/>
             </w:pPr>
             <w:r>
               <w:rPr>
@@ -11509,7 +11509,7 @@
     </w:tbl>
     <w:p>
       <w:pPr>
-        <w:spacing w:after="40"/>
+        <w:spacing w:after="24"/>
       </w:pPr>
     </w:p>
     <w:tbl>
@@ -11538,9 +11538,9 @@
             <w:tcW w:type="dxa" w:w="3000"/>
             <w:shd w:fill="E6E6E6" w:color="auto" w:val="clear"/>
             <w:tcMar>
-              <w:top w:type="dxa" w:w="30"/>
+              <w:top w:type="dxa" w:w="20"/>
               <w:left w:type="dxa" w:w="110"/>
-              <w:bottom w:type="dxa" w:w="30"/>
+              <w:bottom w:type="dxa" w:w="20"/>
               <w:right w:type="dxa" w:w="90"/>
             </w:tcMar>
             <w:vAlign w:val="center"/>
@@ -11568,9 +11568,9 @@
             <w:gridSpan w:val="2"/>
             <w:shd w:fill="E6E6E6" w:color="auto" w:val="clear"/>
             <w:tcMar>
-              <w:top w:type="dxa" w:w="30"/>
+              <w:top w:type="dxa" w:w="20"/>
               <w:left w:type="dxa" w:w="110"/>
-              <w:bottom w:type="dxa" w:w="30"/>
+              <w:bottom w:type="dxa" w:w="20"/>
               <w:right w:type="dxa" w:w="90"/>
             </w:tcMar>
             <w:vAlign w:val="center"/>
@@ -11601,16 +11601,16 @@
           <w:tcPr>
             <w:tcW w:type="dxa" w:w="3000"/>
             <w:tcMar>
-              <w:top w:type="dxa" w:w="35"/>
+              <w:top w:type="dxa" w:w="25"/>
               <w:left w:type="dxa" w:w="110"/>
-              <w:bottom w:type="dxa" w:w="45"/>
-              <w:right w:type="dxa" w:w="90"/>
-            </w:tcMar>
-            <w:vAlign w:val="top"/>
-          </w:tcPr>
-          <w:p>
-            <w:pPr>
-              <w:spacing w:after="10"/>
+              <w:bottom w:type="dxa" w:w="30"/>
+              <w:right w:type="dxa" w:w="90"/>
+            </w:tcMar>
+            <w:vAlign w:val="top"/>
+          </w:tcPr>
+          <w:p>
+            <w:pPr>
+              <w:spacing w:after="0"/>
             </w:pPr>
             <w:r>
               <w:rPr>
@@ -11646,16 +11646,16 @@
           <w:tcPr>
             <w:tcW w:type="dxa" w:w="3000"/>
             <w:tcMar>
-              <w:top w:type="dxa" w:w="35"/>
+              <w:top w:type="dxa" w:w="25"/>
               <w:left w:type="dxa" w:w="110"/>
-              <w:bottom w:type="dxa" w:w="45"/>
-              <w:right w:type="dxa" w:w="90"/>
-            </w:tcMar>
-            <w:vAlign w:val="top"/>
-          </w:tcPr>
-          <w:p>
-            <w:pPr>
-              <w:spacing w:after="10"/>
+              <w:bottom w:type="dxa" w:w="30"/>
+              <w:right w:type="dxa" w:w="90"/>
+            </w:tcMar>
+            <w:vAlign w:val="top"/>
+          </w:tcPr>
+          <w:p>
+            <w:pPr>
+              <w:spacing w:after="0"/>
             </w:pPr>
             <w:r>
               <w:rPr>
@@ -11691,16 +11691,16 @@
           <w:tcPr>
             <w:tcW w:type="dxa" w:w="3000"/>
             <w:tcMar>
-              <w:top w:type="dxa" w:w="35"/>
+              <w:top w:type="dxa" w:w="25"/>
               <w:left w:type="dxa" w:w="110"/>
-              <w:bottom w:type="dxa" w:w="45"/>
-              <w:right w:type="dxa" w:w="90"/>
-            </w:tcMar>
-            <w:vAlign w:val="top"/>
-          </w:tcPr>
-          <w:p>
-            <w:pPr>
-              <w:spacing w:after="10"/>
+              <w:bottom w:type="dxa" w:w="30"/>
+              <w:right w:type="dxa" w:w="90"/>
+            </w:tcMar>
+            <w:vAlign w:val="top"/>
+          </w:tcPr>
+          <w:p>
+            <w:pPr>
+              <w:spacing w:after="0"/>
             </w:pPr>
             <w:r>
               <w:rPr>
@@ -11785,16 +11785,16 @@
           <w:tcPr>
             <w:tcW w:type="dxa" w:w="3000"/>
             <w:tcMar>
-              <w:top w:type="dxa" w:w="35"/>
+              <w:top w:type="dxa" w:w="25"/>
               <w:left w:type="dxa" w:w="110"/>
-              <w:bottom w:type="dxa" w:w="45"/>
-              <w:right w:type="dxa" w:w="90"/>
-            </w:tcMar>
-            <w:vAlign w:val="top"/>
-          </w:tcPr>
-          <w:p>
-            <w:pPr>
-              <w:spacing w:after="10"/>
+              <w:bottom w:type="dxa" w:w="30"/>
+              <w:right w:type="dxa" w:w="90"/>
+            </w:tcMar>
+            <w:vAlign w:val="top"/>
+          </w:tcPr>
+          <w:p>
+            <w:pPr>
+              <w:spacing w:after="0"/>
             </w:pPr>
             <w:r>
               <w:rPr>
@@ -11846,16 +11846,16 @@
           <w:tcPr>
             <w:tcW w:type="dxa" w:w="3000"/>
             <w:tcMar>
-              <w:top w:type="dxa" w:w="35"/>
+              <w:top w:type="dxa" w:w="25"/>
               <w:left w:type="dxa" w:w="110"/>
-              <w:bottom w:type="dxa" w:w="45"/>
-              <w:right w:type="dxa" w:w="90"/>
-            </w:tcMar>
-            <w:vAlign w:val="top"/>
-          </w:tcPr>
-          <w:p>
-            <w:pPr>
-              <w:spacing w:after="10"/>
+              <w:bottom w:type="dxa" w:w="30"/>
+              <w:right w:type="dxa" w:w="90"/>
+            </w:tcMar>
+            <w:vAlign w:val="top"/>
+          </w:tcPr>
+          <w:p>
+            <w:pPr>
+              <w:spacing w:after="0"/>
             </w:pPr>
             <w:r>
               <w:rPr>
@@ -11891,16 +11891,16 @@
           <w:tcPr>
             <w:tcW w:type="dxa" w:w="3000"/>
             <w:tcMar>
-              <w:top w:type="dxa" w:w="35"/>
+              <w:top w:type="dxa" w:w="25"/>
               <w:left w:type="dxa" w:w="110"/>
-              <w:bottom w:type="dxa" w:w="45"/>
-              <w:right w:type="dxa" w:w="90"/>
-            </w:tcMar>
-            <w:vAlign w:val="top"/>
-          </w:tcPr>
-          <w:p>
-            <w:pPr>
-              <w:spacing w:after="10"/>
+              <w:bottom w:type="dxa" w:w="30"/>
+              <w:right w:type="dxa" w:w="90"/>
+            </w:tcMar>
+            <w:vAlign w:val="top"/>
+          </w:tcPr>
+          <w:p>
+            <w:pPr>
+              <w:spacing w:after="0"/>
             </w:pPr>
             <w:r>
               <w:rPr>
@@ -11936,7 +11936,7 @@
     </w:tbl>
     <w:p>
       <w:pPr>
-        <w:spacing w:after="40"/>
+        <w:spacing w:after="24"/>
       </w:pPr>
     </w:p>
     <w:tbl>
@@ -11965,9 +11965,9 @@
             <w:tcW w:type="dxa" w:w="3000"/>
             <w:shd w:fill="E6E6E6" w:color="auto" w:val="clear"/>
             <w:tcMar>
-              <w:top w:type="dxa" w:w="30"/>
+              <w:top w:type="dxa" w:w="20"/>
               <w:left w:type="dxa" w:w="110"/>
-              <w:bottom w:type="dxa" w:w="30"/>
+              <w:bottom w:type="dxa" w:w="20"/>
               <w:right w:type="dxa" w:w="90"/>
             </w:tcMar>
             <w:vAlign w:val="center"/>
@@ -11995,9 +11995,9 @@
             <w:gridSpan w:val="2"/>
             <w:shd w:fill="E6E6E6" w:color="auto" w:val="clear"/>
             <w:tcMar>
-              <w:top w:type="dxa" w:w="30"/>
+              <w:top w:type="dxa" w:w="20"/>
               <w:left w:type="dxa" w:w="110"/>
-              <w:bottom w:type="dxa" w:w="30"/>
+              <w:bottom w:type="dxa" w:w="20"/>
               <w:right w:type="dxa" w:w="90"/>
             </w:tcMar>
             <w:vAlign w:val="center"/>
@@ -12028,16 +12028,16 @@
           <w:tcPr>
             <w:tcW w:type="dxa" w:w="3000"/>
             <w:tcMar>
-              <w:top w:type="dxa" w:w="35"/>
+              <w:top w:type="dxa" w:w="25"/>
               <w:left w:type="dxa" w:w="110"/>
-              <w:bottom w:type="dxa" w:w="45"/>
-              <w:right w:type="dxa" w:w="90"/>
-            </w:tcMar>
-            <w:vAlign w:val="top"/>
-          </w:tcPr>
-          <w:p>
-            <w:pPr>
-              <w:spacing w:after="10"/>
+              <w:bottom w:type="dxa" w:w="30"/>
+              <w:right w:type="dxa" w:w="90"/>
+            </w:tcMar>
+            <w:vAlign w:val="top"/>
+          </w:tcPr>
+          <w:p>
+            <w:pPr>
+              <w:spacing w:after="0"/>
             </w:pPr>
             <w:r>
               <w:rPr>
@@ -12073,16 +12073,16 @@
           <w:tcPr>
             <w:tcW w:type="dxa" w:w="3000"/>
             <w:tcMar>
-              <w:top w:type="dxa" w:w="35"/>
+              <w:top w:type="dxa" w:w="25"/>
               <w:left w:type="dxa" w:w="110"/>
-              <w:bottom w:type="dxa" w:w="45"/>
-              <w:right w:type="dxa" w:w="90"/>
-            </w:tcMar>
-            <w:vAlign w:val="top"/>
-          </w:tcPr>
-          <w:p>
-            <w:pPr>
-              <w:spacing w:after="10"/>
+              <w:bottom w:type="dxa" w:w="30"/>
+              <w:right w:type="dxa" w:w="90"/>
+            </w:tcMar>
+            <w:vAlign w:val="top"/>
+          </w:tcPr>
+          <w:p>
+            <w:pPr>
+              <w:spacing w:after="0"/>
             </w:pPr>
             <w:r>
               <w:rPr>
@@ -12118,16 +12118,16 @@
           <w:tcPr>
             <w:tcW w:type="dxa" w:w="3000"/>
             <w:tcMar>
-              <w:top w:type="dxa" w:w="35"/>
+              <w:top w:type="dxa" w:w="25"/>
               <w:left w:type="dxa" w:w="110"/>
-              <w:bottom w:type="dxa" w:w="45"/>
-              <w:right w:type="dxa" w:w="90"/>
-            </w:tcMar>
-            <w:vAlign w:val="top"/>
-          </w:tcPr>
-          <w:p>
-            <w:pPr>
-              <w:spacing w:after="10"/>
+              <w:bottom w:type="dxa" w:w="30"/>
+              <w:right w:type="dxa" w:w="90"/>
+            </w:tcMar>
+            <w:vAlign w:val="top"/>
+          </w:tcPr>
+          <w:p>
+            <w:pPr>
+              <w:spacing w:after="0"/>
             </w:pPr>
             <w:r>
               <w:rPr>
@@ -12234,16 +12234,16 @@
           <w:tcPr>
             <w:tcW w:type="dxa" w:w="3000"/>
             <w:tcMar>
-              <w:top w:type="dxa" w:w="35"/>
+              <w:top w:type="dxa" w:w="25"/>
               <w:left w:type="dxa" w:w="110"/>
-              <w:bottom w:type="dxa" w:w="45"/>
-              <w:right w:type="dxa" w:w="90"/>
-            </w:tcMar>
-            <w:vAlign w:val="top"/>
-          </w:tcPr>
-          <w:p>
-            <w:pPr>
-              <w:spacing w:after="10"/>
+              <w:bottom w:type="dxa" w:w="30"/>
+              <w:right w:type="dxa" w:w="90"/>
+            </w:tcMar>
+            <w:vAlign w:val="top"/>
+          </w:tcPr>
+          <w:p>
+            <w:pPr>
+              <w:spacing w:after="0"/>
             </w:pPr>
             <w:r>
               <w:rPr>
@@ -12295,16 +12295,16 @@
           <w:tcPr>
             <w:tcW w:type="dxa" w:w="3000"/>
             <w:tcMar>
-              <w:top w:type="dxa" w:w="35"/>
+              <w:top w:type="dxa" w:w="25"/>
               <w:left w:type="dxa" w:w="110"/>
-              <w:bottom w:type="dxa" w:w="45"/>
-              <w:right w:type="dxa" w:w="90"/>
-            </w:tcMar>
-            <w:vAlign w:val="top"/>
-          </w:tcPr>
-          <w:p>
-            <w:pPr>
-              <w:spacing w:after="10"/>
+              <w:bottom w:type="dxa" w:w="30"/>
+              <w:right w:type="dxa" w:w="90"/>
+            </w:tcMar>
+            <w:vAlign w:val="top"/>
+          </w:tcPr>
+          <w:p>
+            <w:pPr>
+              <w:spacing w:after="0"/>
             </w:pPr>
             <w:r>
               <w:rPr>
@@ -12356,16 +12356,16 @@
           <w:tcPr>
             <w:tcW w:type="dxa" w:w="3000"/>
             <w:tcMar>
-              <w:top w:type="dxa" w:w="35"/>
+              <w:top w:type="dxa" w:w="25"/>
               <w:left w:type="dxa" w:w="110"/>
-              <w:bottom w:type="dxa" w:w="45"/>
-              <w:right w:type="dxa" w:w="90"/>
-            </w:tcMar>
-            <w:vAlign w:val="top"/>
-          </w:tcPr>
-          <w:p>
-            <w:pPr>
-              <w:spacing w:after="10"/>
+              <w:bottom w:type="dxa" w:w="30"/>
+              <w:right w:type="dxa" w:w="90"/>
+            </w:tcMar>
+            <w:vAlign w:val="top"/>
+          </w:tcPr>
+          <w:p>
+            <w:pPr>
+              <w:spacing w:after="0"/>
             </w:pPr>
             <w:r>
               <w:rPr>
@@ -12377,13 +12377,59 @@
                 <w:sz w:val="13"/>
                 <w:szCs w:val="13"/>
               </w:rPr>
-              <w:t xml:space="preserve">ENTER</w:t>
-            </w:r>
-          </w:p>
-          <w:p>
-            <w:pPr>
-              <w:spacing w:after="0"/>
-            </w:pPr>
+              <w:t xml:space="preserve">VALUE 3</w:t>
+            </w:r>
+          </w:p>
+          <w:p>
+            <w:pPr>
+              <w:spacing w:after="0"/>
+            </w:pPr>
+            <w:r>
+              <w:rPr>
+                <w:rFonts w:ascii="Arial" w:cs="Arial" w:eastAsia="Arial" w:hAnsi="Arial"/>
+                <w:b/>
+                <w:bCs/>
+                <w:color w:val="000000"/>
+                <w:sz w:val="19"/>
+                <w:szCs w:val="19"/>
+              </w:rPr>
+              <w:t xml:space="preserve">YOUR Appendix C → Seed Vault Humidity Setpoint</w:t>
+            </w:r>
+          </w:p>
+        </w:tc>
+      </w:tr>
+      <w:tr>
+        <w:trPr>
+          <w:cantSplit/>
+        </w:trPr>
+        <w:tc>
+          <w:tcPr>
+            <w:tcW w:type="dxa" w:w="9026"/>
+            <w:gridSpan w:val="3"/>
+            <w:tcMar>
+              <w:top w:type="dxa" w:w="20"/>
+              <w:left w:type="dxa" w:w="110"/>
+              <w:bottom w:type="dxa" w:w="25"/>
+              <w:right w:type="dxa" w:w="90"/>
+            </w:tcMar>
+            <w:vAlign w:val="center"/>
+          </w:tcPr>
+          <w:p>
+            <w:pPr>
+              <w:spacing w:after="0"/>
+            </w:pPr>
+            <w:r>
+              <w:rPr>
+                <w:rFonts w:ascii="Arial" w:cs="Arial" w:eastAsia="Arial" w:hAnsi="Arial"/>
+                <w:b/>
+                <w:bCs/>
+                <w:color w:val="555555"/>
+                <w:spacing w:val="60"/>
+                <w:sz w:val="13"/>
+                <w:szCs w:val="13"/>
+              </w:rPr>
+              <w:t xml:space="preserve">ENTER    </w:t>
+            </w:r>
             <w:r>
               <w:rPr>
                 <w:rFonts w:ascii="Courier New" w:cs="Courier New" w:eastAsia="Courier New" w:hAnsi="Courier New"/>
@@ -12393,7 +12439,7 @@
                 <w:sz w:val="22"/>
                 <w:szCs w:val="22"/>
               </w:rPr>
-              <w:t xml:space="preserve">P-08-[VALUE]-[VALUE 2]</w:t>
+              <w:t xml:space="preserve">P-08-[VALUE]-[VALUE 2]-[VALUE 3]</w:t>
             </w:r>
           </w:p>
         </w:tc>
@@ -12401,7 +12447,7 @@
     </w:tbl>
     <w:p>
       <w:pPr>
-        <w:spacing w:after="40"/>
+        <w:spacing w:after="24"/>
       </w:pPr>
     </w:p>
     <w:tbl>
@@ -12430,9 +12476,9 @@
             <w:tcW w:type="dxa" w:w="3000"/>
             <w:shd w:fill="E6E6E6" w:color="auto" w:val="clear"/>
             <w:tcMar>
-              <w:top w:type="dxa" w:w="30"/>
+              <w:top w:type="dxa" w:w="20"/>
               <w:left w:type="dxa" w:w="110"/>
-              <w:bottom w:type="dxa" w:w="30"/>
+              <w:bottom w:type="dxa" w:w="20"/>
               <w:right w:type="dxa" w:w="90"/>
             </w:tcMar>
             <w:vAlign w:val="center"/>
@@ -12460,9 +12506,9 @@
             <w:gridSpan w:val="2"/>
             <w:shd w:fill="E6E6E6" w:color="auto" w:val="clear"/>
             <w:tcMar>
-              <w:top w:type="dxa" w:w="30"/>
+              <w:top w:type="dxa" w:w="20"/>
               <w:left w:type="dxa" w:w="110"/>
-              <w:bottom w:type="dxa" w:w="30"/>
+              <w:bottom w:type="dxa" w:w="20"/>
               <w:right w:type="dxa" w:w="90"/>
             </w:tcMar>
             <w:vAlign w:val="center"/>
@@ -12493,16 +12539,16 @@
           <w:tcPr>
             <w:tcW w:type="dxa" w:w="3000"/>
             <w:tcMar>
-              <w:top w:type="dxa" w:w="35"/>
+              <w:top w:type="dxa" w:w="25"/>
               <w:left w:type="dxa" w:w="110"/>
-              <w:bottom w:type="dxa" w:w="45"/>
-              <w:right w:type="dxa" w:w="90"/>
-            </w:tcMar>
-            <w:vAlign w:val="top"/>
-          </w:tcPr>
-          <w:p>
-            <w:pPr>
-              <w:spacing w:after="10"/>
+              <w:bottom w:type="dxa" w:w="30"/>
+              <w:right w:type="dxa" w:w="90"/>
+            </w:tcMar>
+            <w:vAlign w:val="top"/>
+          </w:tcPr>
+          <w:p>
+            <w:pPr>
+              <w:spacing w:after="0"/>
             </w:pPr>
             <w:r>
               <w:rPr>
@@ -12538,16 +12584,16 @@
           <w:tcPr>
             <w:tcW w:type="dxa" w:w="3000"/>
             <w:tcMar>
-              <w:top w:type="dxa" w:w="35"/>
+              <w:top w:type="dxa" w:w="25"/>
               <w:left w:type="dxa" w:w="110"/>
-              <w:bottom w:type="dxa" w:w="45"/>
-              <w:right w:type="dxa" w:w="90"/>
-            </w:tcMar>
-            <w:vAlign w:val="top"/>
-          </w:tcPr>
-          <w:p>
-            <w:pPr>
-              <w:spacing w:after="10"/>
+              <w:bottom w:type="dxa" w:w="30"/>
+              <w:right w:type="dxa" w:w="90"/>
+            </w:tcMar>
+            <w:vAlign w:val="top"/>
+          </w:tcPr>
+          <w:p>
+            <w:pPr>
+              <w:spacing w:after="0"/>
             </w:pPr>
             <w:r>
               <w:rPr>
@@ -12583,16 +12629,16 @@
           <w:tcPr>
             <w:tcW w:type="dxa" w:w="3000"/>
             <w:tcMar>
-              <w:top w:type="dxa" w:w="35"/>
+              <w:top w:type="dxa" w:w="25"/>
               <w:left w:type="dxa" w:w="110"/>
-              <w:bottom w:type="dxa" w:w="45"/>
-              <w:right w:type="dxa" w:w="90"/>
-            </w:tcMar>
-            <w:vAlign w:val="top"/>
-          </w:tcPr>
-          <w:p>
-            <w:pPr>
-              <w:spacing w:after="10"/>
+              <w:bottom w:type="dxa" w:w="30"/>
+              <w:right w:type="dxa" w:w="90"/>
+            </w:tcMar>
+            <w:vAlign w:val="top"/>
+          </w:tcPr>
+          <w:p>
+            <w:pPr>
+              <w:spacing w:after="0"/>
             </w:pPr>
             <w:r>
               <w:rPr>
@@ -12677,16 +12723,16 @@
           <w:tcPr>
             <w:tcW w:type="dxa" w:w="3000"/>
             <w:tcMar>
-              <w:top w:type="dxa" w:w="35"/>
+              <w:top w:type="dxa" w:w="25"/>
               <w:left w:type="dxa" w:w="110"/>
-              <w:bottom w:type="dxa" w:w="45"/>
-              <w:right w:type="dxa" w:w="90"/>
-            </w:tcMar>
-            <w:vAlign w:val="top"/>
-          </w:tcPr>
-          <w:p>
-            <w:pPr>
-              <w:spacing w:after="10"/>
+              <w:bottom w:type="dxa" w:w="30"/>
+              <w:right w:type="dxa" w:w="90"/>
+            </w:tcMar>
+            <w:vAlign w:val="top"/>
+          </w:tcPr>
+          <w:p>
+            <w:pPr>
+              <w:spacing w:after="0"/>
             </w:pPr>
             <w:r>
               <w:rPr>
@@ -12722,16 +12768,16 @@
           <w:tcPr>
             <w:tcW w:type="dxa" w:w="3000"/>
             <w:tcMar>
-              <w:top w:type="dxa" w:w="35"/>
+              <w:top w:type="dxa" w:w="25"/>
               <w:left w:type="dxa" w:w="110"/>
-              <w:bottom w:type="dxa" w:w="45"/>
-              <w:right w:type="dxa" w:w="90"/>
-            </w:tcMar>
-            <w:vAlign w:val="top"/>
-          </w:tcPr>
-          <w:p>
-            <w:pPr>
-              <w:spacing w:after="10"/>
+              <w:bottom w:type="dxa" w:w="30"/>
+              <w:right w:type="dxa" w:w="90"/>
+            </w:tcMar>
+            <w:vAlign w:val="top"/>
+          </w:tcPr>
+          <w:p>
+            <w:pPr>
+              <w:spacing w:after="0"/>
             </w:pPr>
             <w:r>
               <w:rPr>
@@ -12767,16 +12813,16 @@
           <w:tcPr>
             <w:tcW w:type="dxa" w:w="3000"/>
             <w:tcMar>
-              <w:top w:type="dxa" w:w="35"/>
+              <w:top w:type="dxa" w:w="25"/>
               <w:left w:type="dxa" w:w="110"/>
-              <w:bottom w:type="dxa" w:w="45"/>
-              <w:right w:type="dxa" w:w="90"/>
-            </w:tcMar>
-            <w:vAlign w:val="top"/>
-          </w:tcPr>
-          <w:p>
-            <w:pPr>
-              <w:spacing w:after="10"/>
+              <w:bottom w:type="dxa" w:w="30"/>
+              <w:right w:type="dxa" w:w="90"/>
+            </w:tcMar>
+            <w:vAlign w:val="top"/>
+          </w:tcPr>
+          <w:p>
+            <w:pPr>
+              <w:spacing w:after="0"/>
             </w:pPr>
             <w:r>
               <w:rPr>
@@ -12788,13 +12834,59 @@
                 <w:sz w:val="13"/>
                 <w:szCs w:val="13"/>
               </w:rPr>
-              <w:t xml:space="preserve">ENTER</w:t>
-            </w:r>
-          </w:p>
-          <w:p>
-            <w:pPr>
-              <w:spacing w:after="0"/>
-            </w:pPr>
+              <w:t xml:space="preserve">VALUE 3</w:t>
+            </w:r>
+          </w:p>
+          <w:p>
+            <w:pPr>
+              <w:spacing w:after="0"/>
+            </w:pPr>
+            <w:r>
+              <w:rPr>
+                <w:rFonts w:ascii="Arial" w:cs="Arial" w:eastAsia="Arial" w:hAnsi="Arial"/>
+                <w:b/>
+                <w:bCs/>
+                <w:color w:val="000000"/>
+                <w:sz w:val="19"/>
+                <w:szCs w:val="19"/>
+              </w:rPr>
+              <w:t xml:space="preserve">POW → Table P-2 → Sub-grid 1</w:t>
+            </w:r>
+          </w:p>
+        </w:tc>
+      </w:tr>
+      <w:tr>
+        <w:trPr>
+          <w:cantSplit/>
+        </w:trPr>
+        <w:tc>
+          <w:tcPr>
+            <w:tcW w:type="dxa" w:w="9026"/>
+            <w:gridSpan w:val="3"/>
+            <w:tcMar>
+              <w:top w:type="dxa" w:w="20"/>
+              <w:left w:type="dxa" w:w="110"/>
+              <w:bottom w:type="dxa" w:w="25"/>
+              <w:right w:type="dxa" w:w="90"/>
+            </w:tcMar>
+            <w:vAlign w:val="center"/>
+          </w:tcPr>
+          <w:p>
+            <w:pPr>
+              <w:spacing w:after="0"/>
+            </w:pPr>
+            <w:r>
+              <w:rPr>
+                <w:rFonts w:ascii="Arial" w:cs="Arial" w:eastAsia="Arial" w:hAnsi="Arial"/>
+                <w:b/>
+                <w:bCs/>
+                <w:color w:val="555555"/>
+                <w:spacing w:val="60"/>
+                <w:sz w:val="13"/>
+                <w:szCs w:val="13"/>
+              </w:rPr>
+              <w:t xml:space="preserve">ENTER    </w:t>
+            </w:r>
             <w:r>
               <w:rPr>
                 <w:rFonts w:ascii="Courier New" w:cs="Courier New" w:eastAsia="Courier New" w:hAnsi="Courier New"/>
@@ -12804,7 +12896,7 @@
                 <w:sz w:val="22"/>
                 <w:szCs w:val="22"/>
               </w:rPr>
-              <w:t xml:space="preserve">P-09-[VALUE]-[VALUE 2]</w:t>
+              <w:t xml:space="preserve">P-09-[VALUE]-[VALUE 2]-[VALUE 3]</w:t>
             </w:r>
           </w:p>
         </w:tc>
@@ -12812,7 +12904,7 @@
     </w:tbl>
     <w:p>
       <w:pPr>
-        <w:spacing w:after="40"/>
+        <w:spacing w:after="24"/>
       </w:pPr>
     </w:p>
     <w:tbl>
@@ -12841,9 +12933,9 @@
             <w:tcW w:type="dxa" w:w="3000"/>
             <w:shd w:fill="000000" w:color="auto" w:val="clear"/>
             <w:tcMar>
-              <w:top w:type="dxa" w:w="30"/>
+              <w:top w:type="dxa" w:w="20"/>
               <w:left w:type="dxa" w:w="110"/>
-              <w:bottom w:type="dxa" w:w="30"/>
+              <w:bottom w:type="dxa" w:w="20"/>
               <w:right w:type="dxa" w:w="90"/>
             </w:tcMar>
             <w:vAlign w:val="center"/>
@@ -12871,9 +12963,9 @@
             <w:gridSpan w:val="2"/>
             <w:shd w:fill="000000" w:color="auto" w:val="clear"/>
             <w:tcMar>
-              <w:top w:type="dxa" w:w="30"/>
+              <w:top w:type="dxa" w:w="20"/>
               <w:left w:type="dxa" w:w="110"/>
-              <w:bottom w:type="dxa" w:w="30"/>
+              <w:bottom w:type="dxa" w:w="20"/>
               <w:right w:type="dxa" w:w="90"/>
             </w:tcMar>
             <w:vAlign w:val="center"/>
@@ -12937,16 +13029,16 @@
           <w:tcPr>
             <w:tcW w:type="dxa" w:w="3000"/>
             <w:tcMar>
-              <w:top w:type="dxa" w:w="35"/>
+              <w:top w:type="dxa" w:w="25"/>
               <w:left w:type="dxa" w:w="110"/>
-              <w:bottom w:type="dxa" w:w="45"/>
-              <w:right w:type="dxa" w:w="90"/>
-            </w:tcMar>
-            <w:vAlign w:val="top"/>
-          </w:tcPr>
-          <w:p>
-            <w:pPr>
-              <w:spacing w:after="10"/>
+              <w:bottom w:type="dxa" w:w="30"/>
+              <w:right w:type="dxa" w:w="90"/>
+            </w:tcMar>
+            <w:vAlign w:val="top"/>
+          </w:tcPr>
+          <w:p>
+            <w:pPr>
+              <w:spacing w:after="0"/>
             </w:pPr>
             <w:r>
               <w:rPr>
@@ -12982,16 +13074,16 @@
           <w:tcPr>
             <w:tcW w:type="dxa" w:w="3000"/>
             <w:tcMar>
-              <w:top w:type="dxa" w:w="35"/>
+              <w:top w:type="dxa" w:w="25"/>
               <w:left w:type="dxa" w:w="110"/>
-              <w:bottom w:type="dxa" w:w="45"/>
-              <w:right w:type="dxa" w:w="90"/>
-            </w:tcMar>
-            <w:vAlign w:val="top"/>
-          </w:tcPr>
-          <w:p>
-            <w:pPr>
-              <w:spacing w:after="10"/>
+              <w:bottom w:type="dxa" w:w="30"/>
+              <w:right w:type="dxa" w:w="90"/>
+            </w:tcMar>
+            <w:vAlign w:val="top"/>
+          </w:tcPr>
+          <w:p>
+            <w:pPr>
+              <w:spacing w:after="0"/>
             </w:pPr>
             <w:r>
               <w:rPr>
@@ -13027,16 +13119,16 @@
           <w:tcPr>
             <w:tcW w:type="dxa" w:w="3000"/>
             <w:tcMar>
-              <w:top w:type="dxa" w:w="35"/>
+              <w:top w:type="dxa" w:w="25"/>
               <w:left w:type="dxa" w:w="110"/>
-              <w:bottom w:type="dxa" w:w="45"/>
-              <w:right w:type="dxa" w:w="90"/>
-            </w:tcMar>
-            <w:vAlign w:val="top"/>
-          </w:tcPr>
-          <w:p>
-            <w:pPr>
-              <w:spacing w:after="10"/>
+              <w:bottom w:type="dxa" w:w="30"/>
+              <w:right w:type="dxa" w:w="90"/>
+            </w:tcMar>
+            <w:vAlign w:val="top"/>
+          </w:tcPr>
+          <w:p>
+            <w:pPr>
+              <w:spacing w:after="0"/>
             </w:pPr>
             <w:r>
               <w:rPr>
@@ -13143,16 +13235,16 @@
           <w:tcPr>
             <w:tcW w:type="dxa" w:w="3000"/>
             <w:tcMar>
-              <w:top w:type="dxa" w:w="35"/>
+              <w:top w:type="dxa" w:w="25"/>
               <w:left w:type="dxa" w:w="110"/>
-              <w:bottom w:type="dxa" w:w="45"/>
-              <w:right w:type="dxa" w:w="90"/>
-            </w:tcMar>
-            <w:vAlign w:val="top"/>
-          </w:tcPr>
-          <w:p>
-            <w:pPr>
-              <w:spacing w:after="10"/>
+              <w:bottom w:type="dxa" w:w="30"/>
+              <w:right w:type="dxa" w:w="90"/>
+            </w:tcMar>
+            <w:vAlign w:val="top"/>
+          </w:tcPr>
+          <w:p>
+            <w:pPr>
+              <w:spacing w:after="0"/>
             </w:pPr>
             <w:r>
               <w:rPr>
@@ -13188,16 +13280,16 @@
           <w:tcPr>
             <w:tcW w:type="dxa" w:w="3000"/>
             <w:tcMar>
-              <w:top w:type="dxa" w:w="35"/>
+              <w:top w:type="dxa" w:w="25"/>
               <w:left w:type="dxa" w:w="110"/>
-              <w:bottom w:type="dxa" w:w="45"/>
-              <w:right w:type="dxa" w:w="90"/>
-            </w:tcMar>
-            <w:vAlign w:val="top"/>
-          </w:tcPr>
-          <w:p>
-            <w:pPr>
-              <w:spacing w:after="10"/>
+              <w:bottom w:type="dxa" w:w="30"/>
+              <w:right w:type="dxa" w:w="90"/>
+            </w:tcMar>
+            <w:vAlign w:val="top"/>
+          </w:tcPr>
+          <w:p>
+            <w:pPr>
+              <w:spacing w:after="0"/>
             </w:pPr>
             <w:r>
               <w:rPr>
@@ -13233,16 +13325,16 @@
           <w:tcPr>
             <w:tcW w:type="dxa" w:w="3000"/>
             <w:tcMar>
-              <w:top w:type="dxa" w:w="35"/>
+              <w:top w:type="dxa" w:w="25"/>
               <w:left w:type="dxa" w:w="110"/>
-              <w:bottom w:type="dxa" w:w="45"/>
-              <w:right w:type="dxa" w:w="90"/>
-            </w:tcMar>
-            <w:vAlign w:val="top"/>
-          </w:tcPr>
-          <w:p>
-            <w:pPr>
-              <w:spacing w:after="10"/>
+              <w:bottom w:type="dxa" w:w="30"/>
+              <w:right w:type="dxa" w:w="90"/>
+            </w:tcMar>
+            <w:vAlign w:val="top"/>
+          </w:tcPr>
+          <w:p>
+            <w:pPr>
+              <w:spacing w:after="0"/>
             </w:pPr>
             <w:r>
               <w:rPr>
@@ -13278,7 +13370,7 @@
     </w:tbl>
     <w:p>
       <w:pPr>
-        <w:spacing w:after="40"/>
+        <w:spacing w:after="24"/>
       </w:pPr>
     </w:p>
     <w:p>

--- a/B&W Kit/UNDERCITY_Binder_AGR_BW.docx
+++ b/B&W Kit/UNDERCITY_Binder_AGR_BW.docx
@@ -831,7 +831,7 @@
                 <w:sz w:val="20"/>
                 <w:szCs w:val="20"/>
               </w:rPr>
-              <w:t xml:space="preserve">8 </w:t>
+              <w:t xml:space="preserve">5 </w:t>
             </w:r>
             <w:r>
               <w:rPr>
@@ -1034,7 +1034,7 @@
           <w:sz w:val="20"/>
           <w:szCs w:val="20"/>
         </w:rPr>
-        <w:t xml:space="preserve"> Med Supply, 8 </w:t>
+        <w:t xml:space="preserve"> Med Supply, 5 </w:t>
       </w:r>
       <w:r>
         <w:rPr>
@@ -1104,7 +1104,7 @@
           <w:sz w:val="20"/>
           <w:szCs w:val="20"/>
         </w:rPr>
-        <w:t xml:space="preserve">MATCH the table to the console: INVENTORY and WORKERS 8 / 8. The console is the official count; the chits mirror it.</w:t>
+        <w:t xml:space="preserve">MATCH the table to the console: INVENTORY and WORKERS 5 / 5. The console is the official count; the chits mirror it.</w:t>
       </w:r>
     </w:p>
     <w:p>
